--- a/rapports/2026-06-06/EQ18/EQ18_sup_v2/DR_131101000039/21-48-48-44.docx
+++ b/rapports/2026-06-06/EQ18/EQ18_sup_v2/DR_131101000039/21-48-48-44.docx
@@ -297,7 +297,7 @@
           <w:color w:val="1F6FEB"/>
           <w:sz w:val="22"/>
         </w:rPr>
-        <w:t>⚠ INCOHÉRENCES À CORRIGER (46)</w:t>
+        <w:t>⚠ INCOHÉRENCES À CORRIGER (42)</w:t>
       </w:r>
     </w:p>
     <w:tbl>
@@ -755,7 +755,97 @@
                 <w:i w:val="0"/>
                 <w:sz w:val="17"/>
               </w:rPr>
-              <w:t>Incohérence!!! seulement les écoles privées paient les frais de scolarité (y compris les frais d'inscription).</w:t>
+              <w:t>Incohérence ! FATOUMARA CAMARA2 est âgé de 17 ans et fréquente 1ére année de Secondaire 2 Technique , tandis qu'il a débuté l'école à l'âge de 7 ans.</w:t>
+            </w:r>
+          </w:p>
+        </w:tc>
+      </w:tr>
+      <w:tr>
+        <w:tc>
+          <w:tcPr>
+            <w:tcW w:type="dxa" w:w="964"/>
+          </w:tcPr>
+          <w:p>
+            <w:r>
+              <w:rPr>
+                <w:b/>
+                <w:i w:val="0"/>
+                <w:color w:val="DC2626"/>
+                <w:sz w:val="16"/>
+              </w:rPr>
+              <w:t>Haute</w:t>
+            </w:r>
+          </w:p>
+        </w:tc>
+        <w:tc>
+          <w:tcPr>
+            <w:tcW w:type="dxa" w:w="1247"/>
+          </w:tcPr>
+          <w:p>
+            <w:r>
+              <w:rPr>
+                <w:b/>
+                <w:i w:val="0"/>
+                <w:sz w:val="16"/>
+              </w:rPr>
+              <w:t>S02</w:t>
+              <w:br/>
+            </w:r>
+            <w:r>
+              <w:rPr>
+                <w:b w:val="0"/>
+                <w:i w:val="0"/>
+                <w:color w:val="64748B"/>
+                <w:sz w:val="14"/>
+              </w:rPr>
+              <w:t>Éducation</w:t>
+            </w:r>
+          </w:p>
+        </w:tc>
+        <w:tc>
+          <w:tcPr>
+            <w:tcW w:type="dxa" w:w="1531"/>
+          </w:tcPr>
+          <w:p>
+            <w:r>
+              <w:rPr>
+                <w:b/>
+                <w:i w:val="0"/>
+                <w:color w:val="16A34A"/>
+                <w:sz w:val="16"/>
+              </w:rPr>
+              <w:t>s02q15, s02q08</w:t>
+            </w:r>
+          </w:p>
+        </w:tc>
+        <w:tc>
+          <w:tcPr>
+            <w:tcW w:type="dxa" w:w="1191"/>
+          </w:tcPr>
+          <w:p>
+            <w:r>
+              <w:rPr>
+                <w:b w:val="0"/>
+                <w:i w:val="0"/>
+                <w:color w:val="64748B"/>
+                <w:sz w:val="16"/>
+              </w:rPr>
+              <w:t>GT-CQ</w:t>
+            </w:r>
+          </w:p>
+        </w:tc>
+        <w:tc>
+          <w:tcPr>
+            <w:tcW w:type="dxa" w:w="4706"/>
+          </w:tcPr>
+          <w:p>
+            <w:r>
+              <w:rPr>
+                <w:b w:val="0"/>
+                <w:i w:val="0"/>
+                <w:sz w:val="17"/>
+              </w:rPr>
+              <w:t>Veuillez vérifier les informations renseignées aux questions s02q15, s02q08 ainsi que l'âge de l'individu, et corriger l'incohérence.</w:t>
             </w:r>
           </w:p>
         </w:tc>
@@ -846,96 +936,6 @@
                 <w:sz w:val="17"/>
               </w:rPr>
               <w:t>Incohérence ! FATOUMATA CAMARA1 est âgé de 12 ans et fréquente 1ére année de Secondaire 1 (Moyen) Général , tandis qu'il a débuté l'école à l'âge de 7 ans.</w:t>
-            </w:r>
-          </w:p>
-        </w:tc>
-      </w:tr>
-      <w:tr>
-        <w:tc>
-          <w:tcPr>
-            <w:tcW w:type="dxa" w:w="964"/>
-          </w:tcPr>
-          <w:p>
-            <w:r>
-              <w:rPr>
-                <w:b/>
-                <w:i w:val="0"/>
-                <w:color w:val="DC2626"/>
-                <w:sz w:val="16"/>
-              </w:rPr>
-              <w:t>Haute</w:t>
-            </w:r>
-          </w:p>
-        </w:tc>
-        <w:tc>
-          <w:tcPr>
-            <w:tcW w:type="dxa" w:w="1247"/>
-          </w:tcPr>
-          <w:p>
-            <w:r>
-              <w:rPr>
-                <w:b/>
-                <w:i w:val="0"/>
-                <w:sz w:val="16"/>
-              </w:rPr>
-              <w:t>S02</w:t>
-              <w:br/>
-            </w:r>
-            <w:r>
-              <w:rPr>
-                <w:b w:val="0"/>
-                <w:i w:val="0"/>
-                <w:color w:val="64748B"/>
-                <w:sz w:val="14"/>
-              </w:rPr>
-              <w:t>Éducation</w:t>
-            </w:r>
-          </w:p>
-        </w:tc>
-        <w:tc>
-          <w:tcPr>
-            <w:tcW w:type="dxa" w:w="1531"/>
-          </w:tcPr>
-          <w:p>
-            <w:r>
-              <w:rPr>
-                <w:b/>
-                <w:i w:val="0"/>
-                <w:color w:val="16A34A"/>
-                <w:sz w:val="16"/>
-              </w:rPr>
-              <w:t>s02q15, s02q08</w:t>
-            </w:r>
-          </w:p>
-        </w:tc>
-        <w:tc>
-          <w:tcPr>
-            <w:tcW w:type="dxa" w:w="1191"/>
-          </w:tcPr>
-          <w:p>
-            <w:r>
-              <w:rPr>
-                <w:b w:val="0"/>
-                <w:i w:val="0"/>
-                <w:color w:val="64748B"/>
-                <w:sz w:val="16"/>
-              </w:rPr>
-              <w:t>GT-CQ</w:t>
-            </w:r>
-          </w:p>
-        </w:tc>
-        <w:tc>
-          <w:tcPr>
-            <w:tcW w:type="dxa" w:w="4706"/>
-          </w:tcPr>
-          <w:p>
-            <w:r>
-              <w:rPr>
-                <w:b w:val="0"/>
-                <w:i w:val="0"/>
-                <w:sz w:val="17"/>
-              </w:rPr>
-              <w:t>Veuillez vérifier les informations renseignées aux questions s02q15, s02q08 ainsi que l'âge de l'individu, et corriger l'incohérence.</w:t>
             </w:r>
           </w:p>
         </w:tc>
@@ -1206,96 +1206,6 @@
                 <w:sz w:val="17"/>
               </w:rPr>
               <w:t>Peu probable!!! Vu l'âge (12 ans) de FATOUMATA CAMARA1 ou l'année à laquelle FATOUMATA CAMARA1 a fréquenté l'école pour la dernière fois (.) le dernier diplome de FATOUMATA CAMARA1 ne peut être le Certificat d'études primaires (CEP), prière de corriger cette incohérence ou confirmer avec le QG.</w:t>
-            </w:r>
-          </w:p>
-        </w:tc>
-      </w:tr>
-      <w:tr>
-        <w:tc>
-          <w:tcPr>
-            <w:tcW w:type="dxa" w:w="964"/>
-          </w:tcPr>
-          <w:p>
-            <w:r>
-              <w:rPr>
-                <w:b/>
-                <w:i w:val="0"/>
-                <w:color w:val="DC2626"/>
-                <w:sz w:val="16"/>
-              </w:rPr>
-              <w:t>Haute</w:t>
-            </w:r>
-          </w:p>
-        </w:tc>
-        <w:tc>
-          <w:tcPr>
-            <w:tcW w:type="dxa" w:w="1247"/>
-          </w:tcPr>
-          <w:p>
-            <w:r>
-              <w:rPr>
-                <w:b/>
-                <w:i w:val="0"/>
-                <w:sz w:val="16"/>
-              </w:rPr>
-              <w:t>S02</w:t>
-              <w:br/>
-            </w:r>
-            <w:r>
-              <w:rPr>
-                <w:b w:val="0"/>
-                <w:i w:val="0"/>
-                <w:color w:val="64748B"/>
-                <w:sz w:val="14"/>
-              </w:rPr>
-              <w:t>Éducation</w:t>
-            </w:r>
-          </w:p>
-        </w:tc>
-        <w:tc>
-          <w:tcPr>
-            <w:tcW w:type="dxa" w:w="1531"/>
-          </w:tcPr>
-          <w:p>
-            <w:r>
-              <w:rPr>
-                <w:b/>
-                <w:i w:val="0"/>
-                <w:color w:val="16A34A"/>
-                <w:sz w:val="16"/>
-              </w:rPr>
-              <w:t>—</w:t>
-            </w:r>
-          </w:p>
-        </w:tc>
-        <w:tc>
-          <w:tcPr>
-            <w:tcW w:type="dxa" w:w="1191"/>
-          </w:tcPr>
-          <w:p>
-            <w:r>
-              <w:rPr>
-                <w:b w:val="0"/>
-                <w:i w:val="0"/>
-                <w:color w:val="64748B"/>
-                <w:sz w:val="16"/>
-              </w:rPr>
-              <w:t>GT-CQ</w:t>
-            </w:r>
-          </w:p>
-        </w:tc>
-        <w:tc>
-          <w:tcPr>
-            <w:tcW w:type="dxa" w:w="4706"/>
-          </w:tcPr>
-          <w:p>
-            <w:r>
-              <w:rPr>
-                <w:b w:val="0"/>
-                <w:i w:val="0"/>
-                <w:sz w:val="17"/>
-              </w:rPr>
-              <w:t>Incohérence ! FATOUMARA CAMARA2 est âgé de 17 ans et fréquente 1ére année de Secondaire 2 Technique , tandis qu'il a débuté l'école à l'âge de 7 ans.</w:t>
             </w:r>
           </w:p>
         </w:tc>
@@ -1894,96 +1804,6 @@
                 <w:color w:val="16A34A"/>
                 <w:sz w:val="16"/>
               </w:rPr>
-              <w:t>—</w:t>
-            </w:r>
-          </w:p>
-        </w:tc>
-        <w:tc>
-          <w:tcPr>
-            <w:tcW w:type="dxa" w:w="1191"/>
-          </w:tcPr>
-          <w:p>
-            <w:r>
-              <w:rPr>
-                <w:b w:val="0"/>
-                <w:i w:val="0"/>
-                <w:color w:val="64748B"/>
-                <w:sz w:val="16"/>
-              </w:rPr>
-              <w:t>GT-CQ</w:t>
-            </w:r>
-          </w:p>
-        </w:tc>
-        <w:tc>
-          <w:tcPr>
-            <w:tcW w:type="dxa" w:w="4706"/>
-          </w:tcPr>
-          <w:p>
-            <w:r>
-              <w:rPr>
-                <w:b w:val="0"/>
-                <w:i w:val="0"/>
-                <w:sz w:val="17"/>
-              </w:rPr>
-              <w:t>veuillez, s'il vous plait, confirmer les frais de scolarité ( 1000 FCFA) payée de MAMADOU SEYDOU CAMARA avec le QG ou apporter les corrections nécessaires.</w:t>
-            </w:r>
-          </w:p>
-        </w:tc>
-      </w:tr>
-      <w:tr>
-        <w:tc>
-          <w:tcPr>
-            <w:tcW w:type="dxa" w:w="964"/>
-          </w:tcPr>
-          <w:p>
-            <w:r>
-              <w:rPr>
-                <w:b/>
-                <w:i w:val="0"/>
-                <w:color w:val="EA580C"/>
-                <w:sz w:val="16"/>
-              </w:rPr>
-              <w:t>Moyenne</w:t>
-            </w:r>
-          </w:p>
-        </w:tc>
-        <w:tc>
-          <w:tcPr>
-            <w:tcW w:type="dxa" w:w="1247"/>
-          </w:tcPr>
-          <w:p>
-            <w:r>
-              <w:rPr>
-                <w:b/>
-                <w:i w:val="0"/>
-                <w:sz w:val="16"/>
-              </w:rPr>
-              <w:t>S02</w:t>
-              <w:br/>
-            </w:r>
-            <w:r>
-              <w:rPr>
-                <w:b w:val="0"/>
-                <w:i w:val="0"/>
-                <w:color w:val="64748B"/>
-                <w:sz w:val="14"/>
-              </w:rPr>
-              <w:t>Éducation</w:t>
-            </w:r>
-          </w:p>
-        </w:tc>
-        <w:tc>
-          <w:tcPr>
-            <w:tcW w:type="dxa" w:w="1531"/>
-          </w:tcPr>
-          <w:p>
-            <w:r>
-              <w:rPr>
-                <w:b/>
-                <w:i w:val="0"/>
-                <w:color w:val="16A34A"/>
-                <w:sz w:val="16"/>
-              </w:rPr>
               <w:t>s01q63, s00q04, s02q25, s01q00b, s02q17_2, s02q15_2</w:t>
             </w:r>
           </w:p>
@@ -2015,7 +1835,7 @@
                 <w:i w:val="0"/>
                 <w:sz w:val="17"/>
               </w:rPr>
-              <w:t>Dans les milieux urbains c'est peu probable de voir une école dont les élèves ou étudiants ne dépensent pas en frais d'uniformes, prière de verifier pour MAMADOU SEYDOU CAMARA qui fréquente 2ème année de Primaire et corriger ou confirmer avec le QG.</w:t>
+              <w:t>Dans les milieux urbains c'est peu probable de voir une école dont les élèves ou étudiants ne dépensent pas en frais d'uniformes, prière de verifier pour FATOUMARA CAMARA2 qui fréquente 1ére année de Secondaire 2 Technique et corriger ou confirmer avec le QG.</w:t>
             </w:r>
           </w:p>
         </w:tc>
@@ -2105,7 +1925,97 @@
                 <w:i w:val="0"/>
                 <w:sz w:val="17"/>
               </w:rPr>
-              <w:t>veuillez, s'il vous plait, confirmer les frais de scolarité ( 10000 FCFA) payée de FATOUMATA CAMARA1 avec le QG ou apporter les corrections nécessaires.</w:t>
+              <w:t>Le montant de la bourse reçue (0 FCFA) pour l'année scolaire de FATOUMARA CAMARA2 qui fréquente 1ére année de Secondaire 2 Technique  semble faible.</w:t>
+            </w:r>
+          </w:p>
+        </w:tc>
+      </w:tr>
+      <w:tr>
+        <w:tc>
+          <w:tcPr>
+            <w:tcW w:type="dxa" w:w="964"/>
+          </w:tcPr>
+          <w:p>
+            <w:r>
+              <w:rPr>
+                <w:b/>
+                <w:i w:val="0"/>
+                <w:color w:val="EA580C"/>
+                <w:sz w:val="16"/>
+              </w:rPr>
+              <w:t>Moyenne</w:t>
+            </w:r>
+          </w:p>
+        </w:tc>
+        <w:tc>
+          <w:tcPr>
+            <w:tcW w:type="dxa" w:w="1247"/>
+          </w:tcPr>
+          <w:p>
+            <w:r>
+              <w:rPr>
+                <w:b/>
+                <w:i w:val="0"/>
+                <w:sz w:val="16"/>
+              </w:rPr>
+              <w:t>S02</w:t>
+              <w:br/>
+            </w:r>
+            <w:r>
+              <w:rPr>
+                <w:b w:val="0"/>
+                <w:i w:val="0"/>
+                <w:color w:val="64748B"/>
+                <w:sz w:val="14"/>
+              </w:rPr>
+              <w:t>Éducation</w:t>
+            </w:r>
+          </w:p>
+        </w:tc>
+        <w:tc>
+          <w:tcPr>
+            <w:tcW w:type="dxa" w:w="1531"/>
+          </w:tcPr>
+          <w:p>
+            <w:r>
+              <w:rPr>
+                <w:b/>
+                <w:i w:val="0"/>
+                <w:color w:val="16A34A"/>
+                <w:sz w:val="16"/>
+              </w:rPr>
+              <w:t>—</w:t>
+            </w:r>
+          </w:p>
+        </w:tc>
+        <w:tc>
+          <w:tcPr>
+            <w:tcW w:type="dxa" w:w="1191"/>
+          </w:tcPr>
+          <w:p>
+            <w:r>
+              <w:rPr>
+                <w:b w:val="0"/>
+                <w:i w:val="0"/>
+                <w:color w:val="64748B"/>
+                <w:sz w:val="16"/>
+              </w:rPr>
+              <w:t>GT-CQ</w:t>
+            </w:r>
+          </w:p>
+        </w:tc>
+        <w:tc>
+          <w:tcPr>
+            <w:tcW w:type="dxa" w:w="4706"/>
+          </w:tcPr>
+          <w:p>
+            <w:r>
+              <w:rPr>
+                <w:b w:val="0"/>
+                <w:i w:val="0"/>
+                <w:sz w:val="17"/>
+              </w:rPr>
+              <w:t>Veuillez, s'il vous plait, confirmer ces informations avec le QG ou apporter les corrections nécessaires.</w:t>
             </w:r>
           </w:p>
         </w:tc>
@@ -2344,96 +2254,6 @@
                 <w:color w:val="16A34A"/>
                 <w:sz w:val="16"/>
               </w:rPr>
-              <w:t>—</w:t>
-            </w:r>
-          </w:p>
-        </w:tc>
-        <w:tc>
-          <w:tcPr>
-            <w:tcW w:type="dxa" w:w="1191"/>
-          </w:tcPr>
-          <w:p>
-            <w:r>
-              <w:rPr>
-                <w:b w:val="0"/>
-                <w:i w:val="0"/>
-                <w:color w:val="64748B"/>
-                <w:sz w:val="16"/>
-              </w:rPr>
-              <w:t>GT-CQ</w:t>
-            </w:r>
-          </w:p>
-        </w:tc>
-        <w:tc>
-          <w:tcPr>
-            <w:tcW w:type="dxa" w:w="4706"/>
-          </w:tcPr>
-          <w:p>
-            <w:r>
-              <w:rPr>
-                <w:b w:val="0"/>
-                <w:i w:val="0"/>
-                <w:sz w:val="17"/>
-              </w:rPr>
-              <w:t>veuillez, s'il vous plait, confirmer les frais de scolarité ( 15000 FCFA) payée de FATOUMARA CAMARA2 avec le QG ou apporter les corrections nécessaires.</w:t>
-            </w:r>
-          </w:p>
-        </w:tc>
-      </w:tr>
-      <w:tr>
-        <w:tc>
-          <w:tcPr>
-            <w:tcW w:type="dxa" w:w="964"/>
-          </w:tcPr>
-          <w:p>
-            <w:r>
-              <w:rPr>
-                <w:b/>
-                <w:i w:val="0"/>
-                <w:color w:val="EA580C"/>
-                <w:sz w:val="16"/>
-              </w:rPr>
-              <w:t>Moyenne</w:t>
-            </w:r>
-          </w:p>
-        </w:tc>
-        <w:tc>
-          <w:tcPr>
-            <w:tcW w:type="dxa" w:w="1247"/>
-          </w:tcPr>
-          <w:p>
-            <w:r>
-              <w:rPr>
-                <w:b/>
-                <w:i w:val="0"/>
-                <w:sz w:val="16"/>
-              </w:rPr>
-              <w:t>S02</w:t>
-              <w:br/>
-            </w:r>
-            <w:r>
-              <w:rPr>
-                <w:b w:val="0"/>
-                <w:i w:val="0"/>
-                <w:color w:val="64748B"/>
-                <w:sz w:val="14"/>
-              </w:rPr>
-              <w:t>Éducation</w:t>
-            </w:r>
-          </w:p>
-        </w:tc>
-        <w:tc>
-          <w:tcPr>
-            <w:tcW w:type="dxa" w:w="1531"/>
-          </w:tcPr>
-          <w:p>
-            <w:r>
-              <w:rPr>
-                <w:b/>
-                <w:i w:val="0"/>
-                <w:color w:val="16A34A"/>
-                <w:sz w:val="16"/>
-              </w:rPr>
               <w:t>s01q63, s00q04, s02q25, s01q00b, s02q17_2, s02q15_2</w:t>
             </w:r>
           </w:p>
@@ -2465,187 +2285,7 @@
                 <w:i w:val="0"/>
                 <w:sz w:val="17"/>
               </w:rPr>
-              <w:t>Dans les milieux urbains c'est peu probable de voir une école dont les élèves ou étudiants ne dépensent pas en frais d'uniformes, prière de verifier pour FATOUMARA CAMARA2 qui fréquente 1ére année de Secondaire 2 Technique et corriger ou confirmer avec le QG.</w:t>
-            </w:r>
-          </w:p>
-        </w:tc>
-      </w:tr>
-      <w:tr>
-        <w:tc>
-          <w:tcPr>
-            <w:tcW w:type="dxa" w:w="964"/>
-          </w:tcPr>
-          <w:p>
-            <w:r>
-              <w:rPr>
-                <w:b/>
-                <w:i w:val="0"/>
-                <w:color w:val="EA580C"/>
-                <w:sz w:val="16"/>
-              </w:rPr>
-              <w:t>Moyenne</w:t>
-            </w:r>
-          </w:p>
-        </w:tc>
-        <w:tc>
-          <w:tcPr>
-            <w:tcW w:type="dxa" w:w="1247"/>
-          </w:tcPr>
-          <w:p>
-            <w:r>
-              <w:rPr>
-                <w:b/>
-                <w:i w:val="0"/>
-                <w:sz w:val="16"/>
-              </w:rPr>
-              <w:t>S02</w:t>
-              <w:br/>
-            </w:r>
-            <w:r>
-              <w:rPr>
-                <w:b w:val="0"/>
-                <w:i w:val="0"/>
-                <w:color w:val="64748B"/>
-                <w:sz w:val="14"/>
-              </w:rPr>
-              <w:t>Éducation</w:t>
-            </w:r>
-          </w:p>
-        </w:tc>
-        <w:tc>
-          <w:tcPr>
-            <w:tcW w:type="dxa" w:w="1531"/>
-          </w:tcPr>
-          <w:p>
-            <w:r>
-              <w:rPr>
-                <w:b/>
-                <w:i w:val="0"/>
-                <w:color w:val="16A34A"/>
-                <w:sz w:val="16"/>
-              </w:rPr>
-              <w:t>—</w:t>
-            </w:r>
-          </w:p>
-        </w:tc>
-        <w:tc>
-          <w:tcPr>
-            <w:tcW w:type="dxa" w:w="1191"/>
-          </w:tcPr>
-          <w:p>
-            <w:r>
-              <w:rPr>
-                <w:b w:val="0"/>
-                <w:i w:val="0"/>
-                <w:color w:val="64748B"/>
-                <w:sz w:val="16"/>
-              </w:rPr>
-              <w:t>GT-CQ</w:t>
-            </w:r>
-          </w:p>
-        </w:tc>
-        <w:tc>
-          <w:tcPr>
-            <w:tcW w:type="dxa" w:w="4706"/>
-          </w:tcPr>
-          <w:p>
-            <w:r>
-              <w:rPr>
-                <w:b w:val="0"/>
-                <w:i w:val="0"/>
-                <w:sz w:val="17"/>
-              </w:rPr>
-              <w:t>Le montant de la bourse reçue (0 FCFA) pour l'année scolaire de FATOUMARA CAMARA2 qui fréquente 1ére année de Secondaire 2 Technique  semble faible.</w:t>
-            </w:r>
-          </w:p>
-        </w:tc>
-      </w:tr>
-      <w:tr>
-        <w:tc>
-          <w:tcPr>
-            <w:tcW w:type="dxa" w:w="964"/>
-          </w:tcPr>
-          <w:p>
-            <w:r>
-              <w:rPr>
-                <w:b/>
-                <w:i w:val="0"/>
-                <w:color w:val="EA580C"/>
-                <w:sz w:val="16"/>
-              </w:rPr>
-              <w:t>Moyenne</w:t>
-            </w:r>
-          </w:p>
-        </w:tc>
-        <w:tc>
-          <w:tcPr>
-            <w:tcW w:type="dxa" w:w="1247"/>
-          </w:tcPr>
-          <w:p>
-            <w:r>
-              <w:rPr>
-                <w:b/>
-                <w:i w:val="0"/>
-                <w:sz w:val="16"/>
-              </w:rPr>
-              <w:t>S02</w:t>
-              <w:br/>
-            </w:r>
-            <w:r>
-              <w:rPr>
-                <w:b w:val="0"/>
-                <w:i w:val="0"/>
-                <w:color w:val="64748B"/>
-                <w:sz w:val="14"/>
-              </w:rPr>
-              <w:t>Éducation</w:t>
-            </w:r>
-          </w:p>
-        </w:tc>
-        <w:tc>
-          <w:tcPr>
-            <w:tcW w:type="dxa" w:w="1531"/>
-          </w:tcPr>
-          <w:p>
-            <w:r>
-              <w:rPr>
-                <w:b/>
-                <w:i w:val="0"/>
-                <w:color w:val="16A34A"/>
-                <w:sz w:val="16"/>
-              </w:rPr>
-              <w:t>—</w:t>
-            </w:r>
-          </w:p>
-        </w:tc>
-        <w:tc>
-          <w:tcPr>
-            <w:tcW w:type="dxa" w:w="1191"/>
-          </w:tcPr>
-          <w:p>
-            <w:r>
-              <w:rPr>
-                <w:b w:val="0"/>
-                <w:i w:val="0"/>
-                <w:color w:val="64748B"/>
-                <w:sz w:val="16"/>
-              </w:rPr>
-              <w:t>GT-CQ</w:t>
-            </w:r>
-          </w:p>
-        </w:tc>
-        <w:tc>
-          <w:tcPr>
-            <w:tcW w:type="dxa" w:w="4706"/>
-          </w:tcPr>
-          <w:p>
-            <w:r>
-              <w:rPr>
-                <w:b w:val="0"/>
-                <w:i w:val="0"/>
-                <w:sz w:val="17"/>
-              </w:rPr>
-              <w:t>Veuillez, s'il vous plait, confirmer ces informations avec le QG ou apporter les corrections nécessaires.</w:t>
+              <w:t>Dans les milieux urbains c'est peu probable de voir une école dont les élèves ou étudiants ne dépensent pas en frais d'uniformes, prière de verifier pour MAMADOU SEYDOU CAMARA qui fréquente 2ème année de Primaire et corriger ou confirmer avec le QG.</w:t>
             </w:r>
           </w:p>
         </w:tc>
